--- a/Int.DuWo.docx
+++ b/Int.DuWo.docx
@@ -48,6 +48,78 @@
         <w:pStyle w:val="Heading2"/>
       </w:pPr>
       <w:r>
+        <w:t>Content</w:t>
+      </w:r>
+    </w:p>
+    <w:p>
+      <w:pPr>
+        <w:pStyle w:val="Heading3"/>
+      </w:pPr>
+      <w:r>
+        <w:t>AFFILIATE_PCT</w:t>
+      </w:r>
+    </w:p>
+    <w:p>
+      <w:r>
+        <w:rPr>
+          <w:b/>
+          <w:bCs/>
+        </w:rPr>
+        <w:t>Creator Report:</w:t>
+      </w:r>
+      <w:r>
+        <w:t xml:space="preserve"> Tells us what % of their content is PROMOTIONAL material. Shares how Saturated the creator already is promoting for other brands.</w:t>
+      </w:r>
+    </w:p>
+    <w:p>
+      <w:r>
+        <w:rPr>
+          <w:b/>
+          <w:bCs/>
+        </w:rPr>
+        <w:t xml:space="preserve">Competitor Report: </w:t>
+      </w:r>
+      <w:r>
+        <w:t xml:space="preserve">Tells us what % of their content is done by creators, reposted. </w:t>
+      </w:r>
+      <w:proofErr w:type="spellStart"/>
+      <w:r>
+        <w:t>Self produced</w:t>
+      </w:r>
+      <w:proofErr w:type="spellEnd"/>
+      <w:r>
+        <w:t xml:space="preserve"> content vs UGC/Affiliate reposts </w:t>
+      </w:r>
+    </w:p>
+    <w:p/>
+    <w:p>
+      <w:pPr>
+        <w:pStyle w:val="Heading3"/>
+      </w:pPr>
+      <w:r>
+        <w:t>Insufficient Data</w:t>
+      </w:r>
+    </w:p>
+    <w:p>
+      <w:r>
+        <w:t xml:space="preserve">When you run TOP, it </w:t>
+      </w:r>
+      <w:proofErr w:type="spellStart"/>
+      <w:proofErr w:type="gramStart"/>
+      <w:r>
+        <w:t>wont</w:t>
+      </w:r>
+      <w:proofErr w:type="spellEnd"/>
+      <w:proofErr w:type="gramEnd"/>
+      <w:r>
+        <w:t xml:space="preserve"> output bucket {y} formula. Only for contrastive reports </w:t>
+      </w:r>
+    </w:p>
+    <w:p>
+      <w:pPr>
+        <w:pStyle w:val="Heading2"/>
+      </w:pPr>
+      <w:r>
         <w:t>Tidbits</w:t>
       </w:r>
     </w:p>
@@ -55,6 +127,11 @@
       <w:r>
         <w:t xml:space="preserve">- Competitor Report not linked to main pipeline. Ask it to read </w:t>
       </w:r>
+    </w:p>
+    <w:p>
+      <w:pPr>
+        <w:pStyle w:val="Heading2"/>
+      </w:pPr>
     </w:p>
     <w:p>
       <w:pPr>
